--- a/testing/fixtures/docx/signals.docx
+++ b/testing/fixtures/docx/signals.docx
@@ -46,6 +46,11 @@
       </w:pPr>
       <w:r>
         <w:t xml:space="preserve">A decimal numbered line</w:t>
+      </w:r>
+    </w:p>
+    <w:p>
+      <w:r>
+        <w:t xml:space="preserve">A paragraph with no pPr at all</w:t>
       </w:r>
     </w:p>
     <w:p>
